--- a/04_Assessment_Attendance_and_Credit_Reporting/TAS2O_Teacher_Daily_Lesson_Log.docx
+++ b/04_Assessment_Attendance_and_Credit_Reporting/TAS2O_Teacher_Daily_Lesson_Log.docx
@@ -362,7 +362,7 @@
         <w:pStyle w:val="ListBullet"/>
       </w:pPr>
       <w:r>
-        <w:t>Record curriculum expectations addressed, safety controls used, assessment evidence collected, AI use boundaries, and student support actions.</w:t>
+        <w:t>Record curriculum expectations addressed, safety controls used, assessment evidence collected, use of approved AI tools boundaries, and student support actions.</w:t>
       </w:r>
     </w:p>
     <w:p>
@@ -4769,7 +4769,7 @@
           </w:tcPr>
           <w:p>
             <w:r>
-              <w:t>AI use was managed according to the course AI policy and student AI logs were reviewed where required.</w:t>
+              <w:t>use of approved AI tools was managed according to the course AI policy and student AI logs were reviewed where required.</w:t>
             </w:r>
           </w:p>
         </w:tc>
